--- a/project1_포트폴리오.docx
+++ b/project1_포트폴리오.docx
@@ -58,7 +58,23 @@
           <w:tcPr>
             <w:tcW w:w="1700" w:type="dxa"/>
           </w:tcPr>
-          <w:p/>
+          <w:p>
+            <w:pPr>
+              <w:rPr>
+                <w:rFonts w:hint="eastAsia"/>
+                <w:lang w:eastAsia="ko-KR"/>
+              </w:rPr>
+            </w:pPr>
+            <w:proofErr w:type="spellStart"/>
+            <w:r>
+              <w:rPr>
+                <w:rFonts w:hint="eastAsia"/>
+                <w:lang w:eastAsia="ko-KR"/>
+              </w:rPr>
+              <w:t>박찬웅</w:t>
+            </w:r>
+            <w:proofErr w:type="spellEnd"/>
+          </w:p>
         </w:tc>
         <w:tc>
           <w:tcPr>
@@ -70,6 +86,7 @@
             <w:pPr>
               <w:jc w:val="center"/>
             </w:pPr>
+            <w:proofErr w:type="spellStart"/>
             <w:r>
               <w:rPr>
                 <w:b/>
@@ -77,6 +94,7 @@
               </w:rPr>
               <w:t>교육과정</w:t>
             </w:r>
+            <w:proofErr w:type="spellEnd"/>
           </w:p>
         </w:tc>
         <w:tc>
@@ -151,16 +169,26 @@
           <w:tcPr>
             <w:tcW w:w="7800" w:type="dxa"/>
           </w:tcPr>
-          <w:p/>
+          <w:p>
+            <w:pPr>
+              <w:rPr>
+                <w:lang w:eastAsia="ko-KR"/>
+              </w:rPr>
+            </w:pPr>
+          </w:p>
           <w:p>
             <w:pPr>
               <w:spacing w:after="80" w:line="269" w:lineRule="auto"/>
+              <w:rPr>
+                <w:lang w:eastAsia="ko-KR"/>
+              </w:rPr>
             </w:pPr>
             <w:r>
               <w:rPr>
                 <w:b/>
                 <w:color w:val="1F4D78"/>
                 <w:sz w:val="24"/>
+                <w:lang w:eastAsia="ko-KR"/>
               </w:rPr>
               <w:t>프로젝트 1: k-NN을 이용한 강아지 품종 분류 및 몸 높이 회귀 예측</w:t>
             </w:r>
@@ -181,6 +209,7 @@
             <w:pPr>
               <w:jc w:val="center"/>
             </w:pPr>
+            <w:proofErr w:type="spellStart"/>
             <w:r>
               <w:rPr>
                 <w:b/>
@@ -188,19 +217,60 @@
               </w:rPr>
               <w:t>개발기간</w:t>
             </w:r>
+            <w:proofErr w:type="spellEnd"/>
           </w:p>
         </w:tc>
         <w:tc>
           <w:tcPr>
             <w:tcW w:w="7800" w:type="dxa"/>
           </w:tcPr>
-          <w:p/>
+          <w:p>
+            <w:pPr>
+              <w:rPr>
+                <w:lang w:eastAsia="ko-KR"/>
+              </w:rPr>
+            </w:pPr>
+          </w:p>
           <w:p>
             <w:pPr>
               <w:spacing w:after="80" w:line="269" w:lineRule="auto"/>
+              <w:rPr>
+                <w:lang w:eastAsia="ko-KR"/>
+              </w:rPr>
             </w:pPr>
             <w:r>
-              <w:t>2026년 6월 / 머신러닝 기초 학습 프로젝트</w:t>
+              <w:rPr>
+                <w:lang w:eastAsia="ko-KR"/>
+              </w:rPr>
+              <w:t>2026년 6</w:t>
+            </w:r>
+            <w:proofErr w:type="gramStart"/>
+            <w:r>
+              <w:rPr>
+                <w:lang w:eastAsia="ko-KR"/>
+              </w:rPr>
+              <w:t>월 /</w:t>
+            </w:r>
+            <w:proofErr w:type="gramEnd"/>
+            <w:r>
+              <w:rPr>
+                <w:lang w:eastAsia="ko-KR"/>
+              </w:rPr>
+              <w:t xml:space="preserve"> </w:t>
+            </w:r>
+            <w:proofErr w:type="spellStart"/>
+            <w:r>
+              <w:rPr>
+                <w:lang w:eastAsia="ko-KR"/>
+              </w:rPr>
+              <w:t>머신러닝</w:t>
+            </w:r>
+            <w:proofErr w:type="spellEnd"/>
+            <w:r>
+              <w:rPr>
+                <w:lang w:eastAsia="ko-KR"/>
+              </w:rPr>
+              <w:t xml:space="preserve"> 기초 학습 프로젝트</w:t>
             </w:r>
           </w:p>
         </w:tc>
@@ -219,28 +289,56 @@
             <w:pPr>
               <w:jc w:val="center"/>
             </w:pPr>
+            <w:proofErr w:type="spellStart"/>
             <w:r>
               <w:rPr>
                 <w:b/>
                 <w:color w:val="1F4D78"/>
               </w:rPr>
-              <w:t>개발 내용</w:t>
+              <w:t>개발</w:t>
             </w:r>
+            <w:proofErr w:type="spellEnd"/>
+            <w:r>
+              <w:rPr>
+                <w:b/>
+                <w:color w:val="1F4D78"/>
+              </w:rPr>
+              <w:t xml:space="preserve"> </w:t>
+            </w:r>
+            <w:proofErr w:type="spellStart"/>
+            <w:r>
+              <w:rPr>
+                <w:b/>
+                <w:color w:val="1F4D78"/>
+              </w:rPr>
+              <w:t>내용</w:t>
+            </w:r>
+            <w:proofErr w:type="spellEnd"/>
           </w:p>
         </w:tc>
         <w:tc>
           <w:tcPr>
             <w:tcW w:w="7800" w:type="dxa"/>
           </w:tcPr>
-          <w:p/>
+          <w:p>
+            <w:pPr>
+              <w:rPr>
+                <w:lang w:eastAsia="ko-KR"/>
+              </w:rPr>
+            </w:pPr>
+          </w:p>
           <w:p>
             <w:pPr>
               <w:spacing w:after="80" w:line="269" w:lineRule="auto"/>
+              <w:rPr>
+                <w:lang w:eastAsia="ko-KR"/>
+              </w:rPr>
             </w:pPr>
             <w:r>
               <w:rPr>
                 <w:b/>
                 <w:color w:val="1F4D78"/>
+                <w:lang w:eastAsia="ko-KR"/>
               </w:rPr>
               <w:t>프로젝트 개요</w:t>
             </w:r>
@@ -249,47 +347,219 @@
             <w:pPr>
               <w:spacing w:after="80"/>
               <w:ind w:left="259" w:hanging="259"/>
+              <w:rPr>
+                <w:lang w:eastAsia="ko-KR"/>
+              </w:rPr>
             </w:pPr>
             <w:r>
-              <w:t>• 닥스훈트와 사모예드의 몸 길이(Length), 몸 높이(Height)를 특징 데이터로 사용하였다.</w:t>
+              <w:rPr>
+                <w:lang w:eastAsia="ko-KR"/>
+              </w:rPr>
+              <w:t xml:space="preserve">• </w:t>
+            </w:r>
+            <w:proofErr w:type="spellStart"/>
+            <w:r>
+              <w:rPr>
+                <w:lang w:eastAsia="ko-KR"/>
+              </w:rPr>
+              <w:t>닥스훈트와</w:t>
+            </w:r>
+            <w:proofErr w:type="spellEnd"/>
+            <w:r>
+              <w:rPr>
+                <w:lang w:eastAsia="ko-KR"/>
+              </w:rPr>
+              <w:t xml:space="preserve"> </w:t>
+            </w:r>
+            <w:proofErr w:type="spellStart"/>
+            <w:r>
+              <w:rPr>
+                <w:lang w:eastAsia="ko-KR"/>
+              </w:rPr>
+              <w:t>사모예드의</w:t>
+            </w:r>
+            <w:proofErr w:type="spellEnd"/>
+            <w:r>
+              <w:rPr>
+                <w:lang w:eastAsia="ko-KR"/>
+              </w:rPr>
+              <w:t xml:space="preserve"> 몸 길이(Length), 몸 높이(Height)를 특징 데이터로 사용하였다.</w:t>
             </w:r>
           </w:p>
           <w:p>
             <w:pPr>
               <w:spacing w:after="80"/>
               <w:ind w:left="259" w:hanging="259"/>
+              <w:rPr>
+                <w:lang w:eastAsia="ko-KR"/>
+              </w:rPr>
             </w:pPr>
             <w:r>
-              <w:t>• 기본 예제에서는 직접 입력한 품종별 8마리 데이터를 산점도로 확인하고, 확장 예제에서는 품종별 200마리씩 총 400개 샘플을 생성하였다.</w:t>
+              <w:rPr>
+                <w:lang w:eastAsia="ko-KR"/>
+              </w:rPr>
+              <w:t xml:space="preserve">• 기본 예제에서는 직접 입력한 품종별 8마리 데이터를 </w:t>
+            </w:r>
+            <w:proofErr w:type="spellStart"/>
+            <w:r>
+              <w:rPr>
+                <w:lang w:eastAsia="ko-KR"/>
+              </w:rPr>
+              <w:t>산점도로</w:t>
+            </w:r>
+            <w:proofErr w:type="spellEnd"/>
+            <w:r>
+              <w:rPr>
+                <w:lang w:eastAsia="ko-KR"/>
+              </w:rPr>
+              <w:t xml:space="preserve"> 확인하고, 확장 예제에서는 품종별 200마리씩 총 400개 샘플을 생성하였다.</w:t>
             </w:r>
           </w:p>
           <w:p>
             <w:pPr>
               <w:spacing w:after="80"/>
               <w:ind w:left="259" w:hanging="259"/>
+              <w:rPr>
+                <w:lang w:eastAsia="ko-KR"/>
+              </w:rPr>
             </w:pPr>
             <w:r>
-              <w:t>• 분류 모델은 KNeighborsClassifier(n_neighbors=3)를 사용하여 새 강아지 [79, 35]가 어느 품종에 가까운지 예측한다.</w:t>
+              <w:rPr>
+                <w:lang w:eastAsia="ko-KR"/>
+              </w:rPr>
+              <w:t xml:space="preserve">• 분류 모델은 </w:t>
+            </w:r>
+            <w:proofErr w:type="spellStart"/>
+            <w:r>
+              <w:rPr>
+                <w:lang w:eastAsia="ko-KR"/>
+              </w:rPr>
+              <w:t>KNeighborsClassifier</w:t>
+            </w:r>
+            <w:proofErr w:type="spellEnd"/>
+            <w:r>
+              <w:rPr>
+                <w:lang w:eastAsia="ko-KR"/>
+              </w:rPr>
+              <w:t>(</w:t>
+            </w:r>
+            <w:proofErr w:type="spellStart"/>
+            <w:r>
+              <w:rPr>
+                <w:lang w:eastAsia="ko-KR"/>
+              </w:rPr>
+              <w:t>n_neighbors</w:t>
+            </w:r>
+            <w:proofErr w:type="spellEnd"/>
+            <w:r>
+              <w:rPr>
+                <w:lang w:eastAsia="ko-KR"/>
+              </w:rPr>
+              <w:t>=3)</w:t>
+            </w:r>
+            <w:proofErr w:type="spellStart"/>
+            <w:r>
+              <w:rPr>
+                <w:lang w:eastAsia="ko-KR"/>
+              </w:rPr>
+              <w:t>를</w:t>
+            </w:r>
+            <w:proofErr w:type="spellEnd"/>
+            <w:r>
+              <w:rPr>
+                <w:lang w:eastAsia="ko-KR"/>
+              </w:rPr>
+              <w:t xml:space="preserve"> 사용하여 새 강아지 [79, 35]가 어느 품종에 가까운지 예측한다.</w:t>
             </w:r>
           </w:p>
           <w:p>
             <w:pPr>
               <w:spacing w:after="80"/>
               <w:ind w:left="259" w:hanging="259"/>
+              <w:rPr>
+                <w:lang w:eastAsia="ko-KR"/>
+              </w:rPr>
             </w:pPr>
             <w:r>
-              <w:t>• 회귀 모델은 KNeighborsRegressor(n_neighbors=3)를 사용하여 몸 길이와 품종 코드를 바탕으로 몸 높이를 예측한다.</w:t>
+              <w:rPr>
+                <w:lang w:eastAsia="ko-KR"/>
+              </w:rPr>
+              <w:t xml:space="preserve">• 회귀 모델은 </w:t>
+            </w:r>
+            <w:proofErr w:type="spellStart"/>
+            <w:r>
+              <w:rPr>
+                <w:lang w:eastAsia="ko-KR"/>
+              </w:rPr>
+              <w:t>KNeighborsRegressor</w:t>
+            </w:r>
+            <w:proofErr w:type="spellEnd"/>
+            <w:r>
+              <w:rPr>
+                <w:lang w:eastAsia="ko-KR"/>
+              </w:rPr>
+              <w:t>(</w:t>
+            </w:r>
+            <w:proofErr w:type="spellStart"/>
+            <w:r>
+              <w:rPr>
+                <w:lang w:eastAsia="ko-KR"/>
+              </w:rPr>
+              <w:t>n_neighbors</w:t>
+            </w:r>
+            <w:proofErr w:type="spellEnd"/>
+            <w:r>
+              <w:rPr>
+                <w:lang w:eastAsia="ko-KR"/>
+              </w:rPr>
+              <w:t>=3)</w:t>
+            </w:r>
+            <w:proofErr w:type="spellStart"/>
+            <w:r>
+              <w:rPr>
+                <w:lang w:eastAsia="ko-KR"/>
+              </w:rPr>
+              <w:t>를</w:t>
+            </w:r>
+            <w:proofErr w:type="spellEnd"/>
+            <w:r>
+              <w:rPr>
+                <w:lang w:eastAsia="ko-KR"/>
+              </w:rPr>
+              <w:t xml:space="preserve"> 사용하여 몸 길이와 품종 코드를 바탕으로 몸 높이를 예측한다.</w:t>
             </w:r>
           </w:p>
           <w:p>
             <w:pPr>
               <w:spacing w:after="80" w:line="269" w:lineRule="auto"/>
             </w:pPr>
+            <w:proofErr w:type="spellStart"/>
             <w:r>
               <w:rPr>
                 <w:b/>
               </w:rPr>
-              <w:t>개발언어 및 라이브러리: Python, NumPy, Matplotlib, scikit-learn</w:t>
+              <w:t>개발언어</w:t>
+            </w:r>
+            <w:proofErr w:type="spellEnd"/>
+            <w:r>
+              <w:rPr>
+                <w:b/>
+              </w:rPr>
+              <w:t xml:space="preserve"> 및 </w:t>
+            </w:r>
+            <w:proofErr w:type="spellStart"/>
+            <w:r>
+              <w:rPr>
+                <w:b/>
+              </w:rPr>
+              <w:t>라이브러리</w:t>
+            </w:r>
+            <w:proofErr w:type="spellEnd"/>
+            <w:r>
+              <w:rPr>
+                <w:b/>
+              </w:rPr>
+              <w:t>: Python, NumPy, Matplotlib, scikit-learn</w:t>
             </w:r>
           </w:p>
         </w:tc>
@@ -321,15 +591,25 @@
           <w:tcPr>
             <w:tcW w:w="7800" w:type="dxa"/>
           </w:tcPr>
-          <w:p/>
+          <w:p>
+            <w:pPr>
+              <w:rPr>
+                <w:lang w:eastAsia="ko-KR"/>
+              </w:rPr>
+            </w:pPr>
+          </w:p>
           <w:p>
             <w:pPr>
               <w:spacing w:after="80" w:line="269" w:lineRule="auto"/>
+              <w:rPr>
+                <w:lang w:eastAsia="ko-KR"/>
+              </w:rPr>
             </w:pPr>
             <w:r>
               <w:rPr>
                 <w:b/>
                 <w:color w:val="1F4D78"/>
+                <w:lang w:eastAsia="ko-KR"/>
               </w:rPr>
               <w:t>(1) 데이터 시각화</w:t>
             </w:r>
@@ -337,9 +617,51 @@
           <w:p>
             <w:pPr>
               <w:spacing w:after="80" w:line="269" w:lineRule="auto"/>
+              <w:rPr>
+                <w:lang w:eastAsia="ko-KR"/>
+              </w:rPr>
             </w:pPr>
+            <w:proofErr w:type="spellStart"/>
             <w:r>
-              <w:t>닥스훈트는 빨간 점, 사모예드는 검은 삼각형, 새로 분류할 강아지는 파란 별로 표시하였다. 산점도에서 두 품종의 군집이 분리되어 k-NN 분류가 직관적으로 이해되도록 구성하였다.</w:t>
+              <w:rPr>
+                <w:lang w:eastAsia="ko-KR"/>
+              </w:rPr>
+              <w:t>닥스훈트는</w:t>
+            </w:r>
+            <w:proofErr w:type="spellEnd"/>
+            <w:r>
+              <w:rPr>
+                <w:lang w:eastAsia="ko-KR"/>
+              </w:rPr>
+              <w:t xml:space="preserve"> 빨간 점, </w:t>
+            </w:r>
+            <w:proofErr w:type="spellStart"/>
+            <w:r>
+              <w:rPr>
+                <w:lang w:eastAsia="ko-KR"/>
+              </w:rPr>
+              <w:t>사모예드는</w:t>
+            </w:r>
+            <w:proofErr w:type="spellEnd"/>
+            <w:r>
+              <w:rPr>
+                <w:lang w:eastAsia="ko-KR"/>
+              </w:rPr>
+              <w:t xml:space="preserve"> 검은 삼각형, 새로 분류할 강아지는 파란 별로 표시하였다. </w:t>
+            </w:r>
+            <w:proofErr w:type="spellStart"/>
+            <w:r>
+              <w:rPr>
+                <w:lang w:eastAsia="ko-KR"/>
+              </w:rPr>
+              <w:t>산점도에서</w:t>
+            </w:r>
+            <w:proofErr w:type="spellEnd"/>
+            <w:r>
+              <w:rPr>
+                <w:lang w:eastAsia="ko-KR"/>
+              </w:rPr>
+              <w:t xml:space="preserve"> 두 품종의 군집이 분리되어 k-NN 분류가 직관적으로 이해되도록 구성하였다.</w:t>
             </w:r>
           </w:p>
           <w:p>
@@ -391,11 +713,15 @@
           <w:p>
             <w:pPr>
               <w:spacing w:after="80" w:line="269" w:lineRule="auto"/>
+              <w:rPr>
+                <w:lang w:eastAsia="ko-KR"/>
+              </w:rPr>
             </w:pPr>
             <w:r>
               <w:rPr>
                 <w:b/>
                 <w:color w:val="1F4D78"/>
+                <w:lang w:eastAsia="ko-KR"/>
               </w:rPr>
               <w:t>(2) k-NN 분류 결과</w:t>
             </w:r>
@@ -404,17 +730,57 @@
             <w:pPr>
               <w:spacing w:after="80"/>
               <w:ind w:left="259" w:hanging="259"/>
+              <w:rPr>
+                <w:lang w:eastAsia="ko-KR"/>
+              </w:rPr>
             </w:pPr>
             <w:r>
-              <w:t>• 학습 데이터 크기: new_X = (400, 2), new_y = (400,)</w:t>
+              <w:rPr>
+                <w:lang w:eastAsia="ko-KR"/>
+              </w:rPr>
+              <w:t xml:space="preserve">• 학습 데이터 크기: </w:t>
+            </w:r>
+            <w:proofErr w:type="spellStart"/>
+            <w:r>
+              <w:rPr>
+                <w:lang w:eastAsia="ko-KR"/>
+              </w:rPr>
+              <w:t>new_X</w:t>
+            </w:r>
+            <w:proofErr w:type="spellEnd"/>
+            <w:r>
+              <w:rPr>
+                <w:lang w:eastAsia="ko-KR"/>
+              </w:rPr>
+              <w:t xml:space="preserve"> = (400, 2), </w:t>
+            </w:r>
+            <w:proofErr w:type="spellStart"/>
+            <w:r>
+              <w:rPr>
+                <w:lang w:eastAsia="ko-KR"/>
+              </w:rPr>
+              <w:t>new_y</w:t>
+            </w:r>
+            <w:proofErr w:type="spellEnd"/>
+            <w:r>
+              <w:rPr>
+                <w:lang w:eastAsia="ko-KR"/>
+              </w:rPr>
+              <w:t xml:space="preserve"> = (400,)</w:t>
             </w:r>
           </w:p>
           <w:p>
             <w:pPr>
               <w:spacing w:after="80"/>
               <w:ind w:left="259" w:hanging="259"/>
+              <w:rPr>
+                <w:lang w:eastAsia="ko-KR"/>
+              </w:rPr>
             </w:pPr>
             <w:r>
+              <w:rPr>
+                <w:lang w:eastAsia="ko-KR"/>
+              </w:rPr>
               <w:t>• 새 강아지 [79, 35] 예측 품종: Dachshund</w:t>
             </w:r>
           </w:p>
@@ -422,8 +788,14 @@
             <w:pPr>
               <w:spacing w:after="80"/>
               <w:ind w:left="259" w:hanging="259"/>
+              <w:rPr>
+                <w:lang w:eastAsia="ko-KR"/>
+              </w:rPr>
             </w:pPr>
             <w:r>
+              <w:rPr>
+                <w:lang w:eastAsia="ko-KR"/>
+              </w:rPr>
               <w:t>• 검증 데이터 기준 정확도: 1.000</w:t>
             </w:r>
           </w:p>
@@ -443,29 +815,57 @@
             <w:pPr>
               <w:jc w:val="center"/>
             </w:pPr>
+            <w:proofErr w:type="spellStart"/>
             <w:r>
               <w:rPr>
                 <w:b/>
                 <w:color w:val="1F4D78"/>
               </w:rPr>
               <w:lastRenderedPageBreak/>
-              <w:t>회귀 분석</w:t>
+              <w:t>회귀</w:t>
             </w:r>
+            <w:proofErr w:type="spellEnd"/>
+            <w:r>
+              <w:rPr>
+                <w:b/>
+                <w:color w:val="1F4D78"/>
+              </w:rPr>
+              <w:t xml:space="preserve"> </w:t>
+            </w:r>
+            <w:proofErr w:type="spellStart"/>
+            <w:r>
+              <w:rPr>
+                <w:b/>
+                <w:color w:val="1F4D78"/>
+              </w:rPr>
+              <w:t>분석</w:t>
+            </w:r>
+            <w:proofErr w:type="spellEnd"/>
           </w:p>
         </w:tc>
         <w:tc>
           <w:tcPr>
             <w:tcW w:w="7800" w:type="dxa"/>
           </w:tcPr>
-          <w:p/>
+          <w:p>
+            <w:pPr>
+              <w:rPr>
+                <w:lang w:eastAsia="ko-KR"/>
+              </w:rPr>
+            </w:pPr>
+          </w:p>
           <w:p>
             <w:pPr>
               <w:spacing w:after="80" w:line="269" w:lineRule="auto"/>
+              <w:rPr>
+                <w:lang w:eastAsia="ko-KR"/>
+              </w:rPr>
             </w:pPr>
             <w:r>
               <w:rPr>
                 <w:b/>
                 <w:color w:val="1F4D78"/>
+                <w:lang w:eastAsia="ko-KR"/>
               </w:rPr>
               <w:t>회귀 목표</w:t>
             </w:r>
@@ -473,8 +873,14 @@
           <w:p>
             <w:pPr>
               <w:spacing w:after="80" w:line="269" w:lineRule="auto"/>
+              <w:rPr>
+                <w:lang w:eastAsia="ko-KR"/>
+              </w:rPr>
             </w:pPr>
             <w:r>
+              <w:rPr>
+                <w:lang w:eastAsia="ko-KR"/>
+              </w:rPr>
               <w:t>분류는 품종 이름을 맞히는 문제이고, 회귀는 숫자를 예측하는 문제이다. 본 프로젝트에서는 [몸 길이, 품종 코드]를 입력으로 넣고 몸 높이를 예측하도록 구성하였다.</w:t>
             </w:r>
           </w:p>
@@ -482,8 +888,14 @@
             <w:pPr>
               <w:spacing w:after="80"/>
               <w:ind w:left="259" w:hanging="259"/>
+              <w:rPr>
+                <w:lang w:eastAsia="ko-KR"/>
+              </w:rPr>
             </w:pPr>
             <w:r>
+              <w:rPr>
+                <w:lang w:eastAsia="ko-KR"/>
+              </w:rPr>
               <w:t>• 품종 코드: Dachshund = 0, Samoyed = 40</w:t>
             </w:r>
           </w:p>
@@ -491,8 +903,14 @@
             <w:pPr>
               <w:spacing w:after="80"/>
               <w:ind w:left="259" w:hanging="259"/>
+              <w:rPr>
+                <w:lang w:eastAsia="ko-KR"/>
+              </w:rPr>
             </w:pPr>
             <w:r>
+              <w:rPr>
+                <w:lang w:eastAsia="ko-KR"/>
+              </w:rPr>
               <w:t>• MAE(평균 절대 오차): 4.766</w:t>
             </w:r>
           </w:p>
@@ -500,8 +918,14 @@
             <w:pPr>
               <w:spacing w:after="80"/>
               <w:ind w:left="259" w:hanging="259"/>
+              <w:rPr>
+                <w:lang w:eastAsia="ko-KR"/>
+              </w:rPr>
             </w:pPr>
             <w:r>
+              <w:rPr>
+                <w:lang w:eastAsia="ko-KR"/>
+              </w:rPr>
               <w:t>• R2 score: 0.878</w:t>
             </w:r>
           </w:p>
@@ -509,18 +933,58 @@
             <w:pPr>
               <w:spacing w:after="80"/>
               <w:ind w:left="259" w:hanging="259"/>
+              <w:rPr>
+                <w:lang w:eastAsia="ko-KR"/>
+              </w:rPr>
             </w:pPr>
             <w:r>
-              <w:t>• 길이 79인 닥스훈트 예상 높이: 20.86</w:t>
+              <w:rPr>
+                <w:lang w:eastAsia="ko-KR"/>
+              </w:rPr>
+              <w:t xml:space="preserve">• 길이 79인 </w:t>
+            </w:r>
+            <w:proofErr w:type="spellStart"/>
+            <w:r>
+              <w:rPr>
+                <w:lang w:eastAsia="ko-KR"/>
+              </w:rPr>
+              <w:t>닥스훈트</w:t>
+            </w:r>
+            <w:proofErr w:type="spellEnd"/>
+            <w:r>
+              <w:rPr>
+                <w:lang w:eastAsia="ko-KR"/>
+              </w:rPr>
+              <w:t xml:space="preserve"> 예상 높이: 20.86</w:t>
             </w:r>
           </w:p>
           <w:p>
             <w:pPr>
               <w:spacing w:after="80"/>
               <w:ind w:left="259" w:hanging="259"/>
+              <w:rPr>
+                <w:lang w:eastAsia="ko-KR"/>
+              </w:rPr>
             </w:pPr>
             <w:r>
-              <w:t>• 길이 79인 사모예드 예상 높이: 52.79</w:t>
+              <w:rPr>
+                <w:lang w:eastAsia="ko-KR"/>
+              </w:rPr>
+              <w:t xml:space="preserve">• 길이 79인 </w:t>
+            </w:r>
+            <w:proofErr w:type="spellStart"/>
+            <w:r>
+              <w:rPr>
+                <w:lang w:eastAsia="ko-KR"/>
+              </w:rPr>
+              <w:t>사모예드</w:t>
+            </w:r>
+            <w:proofErr w:type="spellEnd"/>
+            <w:r>
+              <w:rPr>
+                <w:lang w:eastAsia="ko-KR"/>
+              </w:rPr>
+              <w:t xml:space="preserve"> 예상 높이: 52.79</w:t>
             </w:r>
           </w:p>
           <w:p>
@@ -584,11 +1048,15 @@
           <w:p>
             <w:pPr>
               <w:jc w:val="center"/>
+              <w:rPr>
+                <w:lang w:eastAsia="ko-KR"/>
+              </w:rPr>
             </w:pPr>
             <w:r>
               <w:rPr>
                 <w:b/>
                 <w:color w:val="1F4D78"/>
+                <w:lang w:eastAsia="ko-KR"/>
               </w:rPr>
               <w:lastRenderedPageBreak/>
               <w:t>활용 방안</w:t>
@@ -597,6 +1065,7 @@
               <w:rPr>
                 <w:b/>
                 <w:color w:val="1F4D78"/>
+                <w:lang w:eastAsia="ko-KR"/>
               </w:rPr>
               <w:br/>
               <w:t>및</w:t>
@@ -605,6 +1074,7 @@
               <w:rPr>
                 <w:b/>
                 <w:color w:val="1F4D78"/>
+                <w:lang w:eastAsia="ko-KR"/>
               </w:rPr>
               <w:br/>
               <w:t>추후 개발 방향</w:t>
@@ -615,15 +1085,25 @@
           <w:tcPr>
             <w:tcW w:w="7800" w:type="dxa"/>
           </w:tcPr>
-          <w:p/>
+          <w:p>
+            <w:pPr>
+              <w:rPr>
+                <w:lang w:eastAsia="ko-KR"/>
+              </w:rPr>
+            </w:pPr>
+          </w:p>
           <w:p>
             <w:pPr>
               <w:spacing w:after="80" w:line="269" w:lineRule="auto"/>
+              <w:rPr>
+                <w:lang w:eastAsia="ko-KR"/>
+              </w:rPr>
             </w:pPr>
             <w:r>
               <w:rPr>
                 <w:b/>
                 <w:color w:val="1F4D78"/>
+                <w:lang w:eastAsia="ko-KR"/>
               </w:rPr>
               <w:t>활용 방안</w:t>
             </w:r>
@@ -632,8 +1112,14 @@
             <w:pPr>
               <w:spacing w:after="80"/>
               <w:ind w:left="259" w:hanging="259"/>
+              <w:rPr>
+                <w:lang w:eastAsia="ko-KR"/>
+              </w:rPr>
             </w:pPr>
             <w:r>
+              <w:rPr>
+                <w:lang w:eastAsia="ko-KR"/>
+              </w:rPr>
               <w:t>• 기초적인 분류 문제를 통해 지도학습의 입력 데이터(X), 정답 라벨(y), 학습, 예측, 평가 흐름을 이해할 수 있다.</w:t>
             </w:r>
           </w:p>
@@ -641,8 +1127,14 @@
             <w:pPr>
               <w:spacing w:after="80"/>
               <w:ind w:left="259" w:hanging="259"/>
+              <w:rPr>
+                <w:lang w:eastAsia="ko-KR"/>
+              </w:rPr>
             </w:pPr>
             <w:r>
+              <w:rPr>
+                <w:lang w:eastAsia="ko-KR"/>
+              </w:rPr>
               <w:t>• 실제 생물 데이터, 제품 크기 데이터, 센서 측정값처럼 두 개 이상의 특징을 가진 데이터를 분류하는 기초 모델로 확장할 수 있다.</w:t>
             </w:r>
           </w:p>
@@ -650,19 +1142,29 @@
             <w:pPr>
               <w:spacing w:after="80"/>
               <w:ind w:left="259" w:hanging="259"/>
+              <w:rPr>
+                <w:lang w:eastAsia="ko-KR"/>
+              </w:rPr>
             </w:pPr>
             <w:r>
+              <w:rPr>
+                <w:lang w:eastAsia="ko-KR"/>
+              </w:rPr>
               <w:t>• 회귀 예제를 추가하여 같은 데이터셋에서도 품종 예측뿐 아니라 몸 높이와 같은 연속형 값을 예측할 수 있음을 확인하였다.</w:t>
             </w:r>
           </w:p>
           <w:p>
             <w:pPr>
               <w:spacing w:after="80" w:line="269" w:lineRule="auto"/>
+              <w:rPr>
+                <w:lang w:eastAsia="ko-KR"/>
+              </w:rPr>
             </w:pPr>
             <w:r>
               <w:rPr>
                 <w:b/>
                 <w:color w:val="1F4D78"/>
+                <w:lang w:eastAsia="ko-KR"/>
               </w:rPr>
               <w:t>추후 개발 방향</w:t>
             </w:r>
@@ -671,17 +1173,43 @@
             <w:pPr>
               <w:spacing w:after="80"/>
               <w:ind w:left="259" w:hanging="259"/>
+              <w:rPr>
+                <w:lang w:eastAsia="ko-KR"/>
+              </w:rPr>
             </w:pPr>
             <w:r>
-              <w:t>• k 값을 1, 3, 5, 7로 바꾸며 정확도와 회귀 오차가 어떻게 변하는지 비교한다.</w:t>
+              <w:rPr>
+                <w:lang w:eastAsia="ko-KR"/>
+              </w:rPr>
+              <w:t xml:space="preserve">• k </w:t>
+            </w:r>
+            <w:proofErr w:type="gramStart"/>
+            <w:r>
+              <w:rPr>
+                <w:lang w:eastAsia="ko-KR"/>
+              </w:rPr>
+              <w:t>값을  3</w:t>
+            </w:r>
+            <w:proofErr w:type="gramEnd"/>
+            <w:r>
+              <w:rPr>
+                <w:lang w:eastAsia="ko-KR"/>
+              </w:rPr>
+              <w:t>, 5, 7로 바꾸며 정확도와 회귀 오차가 어떻게 변하는지 비교한다.</w:t>
             </w:r>
           </w:p>
           <w:p>
             <w:pPr>
               <w:spacing w:after="80"/>
               <w:ind w:left="259" w:hanging="259"/>
+              <w:rPr>
+                <w:lang w:eastAsia="ko-KR"/>
+              </w:rPr>
             </w:pPr>
             <w:r>
+              <w:rPr>
+                <w:lang w:eastAsia="ko-KR"/>
+              </w:rPr>
               <w:t>• 랜덤 데이터 대신 실제 측정 데이터를 수집하여 모델의 현실성을 높인다.</w:t>
             </w:r>
           </w:p>
@@ -689,15 +1217,55 @@
             <w:pPr>
               <w:spacing w:after="80"/>
               <w:ind w:left="259" w:hanging="259"/>
+              <w:rPr>
+                <w:lang w:eastAsia="ko-KR"/>
+              </w:rPr>
             </w:pPr>
             <w:r>
-              <w:t>• 산점도에 결정 경계(decision boundary)를 추가하여 모델이 어느 영역을 각 품종으로 판단하는지 시각화한다.</w:t>
+              <w:rPr>
+                <w:lang w:eastAsia="ko-KR"/>
+              </w:rPr>
+              <w:t xml:space="preserve">• </w:t>
+            </w:r>
+            <w:proofErr w:type="spellStart"/>
+            <w:r>
+              <w:rPr>
+                <w:lang w:eastAsia="ko-KR"/>
+              </w:rPr>
+              <w:t>산점도에</w:t>
+            </w:r>
+            <w:proofErr w:type="spellEnd"/>
+            <w:r>
+              <w:rPr>
+                <w:lang w:eastAsia="ko-KR"/>
+              </w:rPr>
+              <w:t xml:space="preserve"> 결정 경계(decision boundary)를 추가하여 모델이 어느 영역을 각 품종으로 판단하는지 </w:t>
+            </w:r>
+            <w:proofErr w:type="spellStart"/>
+            <w:r>
+              <w:rPr>
+                <w:lang w:eastAsia="ko-KR"/>
+              </w:rPr>
+              <w:t>시각화한다</w:t>
+            </w:r>
+            <w:proofErr w:type="spellEnd"/>
+            <w:r>
+              <w:rPr>
+                <w:lang w:eastAsia="ko-KR"/>
+              </w:rPr>
+              <w:t>.</w:t>
             </w:r>
           </w:p>
         </w:tc>
       </w:tr>
     </w:tbl>
-    <w:p/>
+    <w:p>
+      <w:pPr>
+        <w:rPr>
+          <w:lang w:eastAsia="ko-KR"/>
+        </w:rPr>
+      </w:pPr>
+    </w:p>
     <w:sectPr>
       <w:footerReference w:type="default" r:id="rId10"/>
       <w:pgSz w:w="12240" w:h="15840"/>
